--- a/backend/assets/templates/enquadramento-template.docx
+++ b/backend/assets/templates/enquadramento-template.docx
@@ -323,27 +323,27 @@
           </w:tcPr>
           <w:p>
             <w:r>
-              <w:t xml:space="preserve">até 10 000 000 € ou 2% do VN global</w:t>
-            </w:r>
-          </w:p>
-        </w:tc>
-        <w:tc>
-          <w:tcPr>
-            <w:tcW w:w="0" w:type="auto"/>
-          </w:tcPr>
-          <w:p>
-            <w:r>
-              <w:t xml:space="preserve">até 7 000 000 € ou 1,4% do VN global</w:t>
-            </w:r>
-          </w:p>
-        </w:tc>
-        <w:tc>
-          <w:tcPr>
-            <w:tcW w:w="0" w:type="auto"/>
-          </w:tcPr>
-          <w:p>
-            <w:r>
-              <w:t xml:space="preserve">Art. 61.º DL 125/2025</w:t>
+              <w:t xml:space="preserve">até 10 000 000 € ou 2% do VN mundial, o que for mais elevado</w:t>
+            </w:r>
+          </w:p>
+        </w:tc>
+        <w:tc>
+          <w:tcPr>
+            <w:tcW w:w="0" w:type="auto"/>
+          </w:tcPr>
+          <w:p>
+            <w:r>
+              <w:t xml:space="preserve">até 7 000 000 € ou 1,4% do VN mundial, o que for mais elevado</w:t>
+            </w:r>
+          </w:p>
+        </w:tc>
+        <w:tc>
+          <w:tcPr>
+            <w:tcW w:w="0" w:type="auto"/>
+          </w:tcPr>
+          <w:p>
+            <w:r>
+              <w:t xml:space="preserve">Art. 61.º/2 DL 125/2025</w:t>
             </w:r>
           </w:p>
         </w:tc>
@@ -365,27 +365,27 @@
           </w:tcPr>
           <w:p>
             <w:r>
-              <w:t xml:space="preserve">até 5 000 000 € ou 1% do VN global</w:t>
-            </w:r>
-          </w:p>
-        </w:tc>
-        <w:tc>
-          <w:tcPr>
-            <w:tcW w:w="0" w:type="auto"/>
-          </w:tcPr>
-          <w:p>
-            <w:r>
-              <w:t xml:space="preserve">até 3 500 000 € ou 0,7% do VN global</w:t>
-            </w:r>
-          </w:p>
-        </w:tc>
-        <w:tc>
-          <w:tcPr>
-            <w:tcW w:w="0" w:type="auto"/>
-          </w:tcPr>
-          <w:p>
-            <w:r>
-              <w:t xml:space="preserve">Art. 62.º DL 125/2025</w:t>
+              <w:t xml:space="preserve">até 5 000 000 € ou 1% do VN mundial, o que for mais elevado</w:t>
+            </w:r>
+          </w:p>
+        </w:tc>
+        <w:tc>
+          <w:tcPr>
+            <w:tcW w:w="0" w:type="auto"/>
+          </w:tcPr>
+          <w:p>
+            <w:r>
+              <w:t xml:space="preserve">até 3 500 000 € ou 0,7% do VN mundial, o que for mais elevado</w:t>
+            </w:r>
+          </w:p>
+        </w:tc>
+        <w:tc>
+          <w:tcPr>
+            <w:tcW w:w="0" w:type="auto"/>
+          </w:tcPr>
+          <w:p>
+            <w:r>
+              <w:t xml:space="preserve">Art. 62.º/2 DL 125/2025</w:t>
             </w:r>
           </w:p>
         </w:tc>

--- a/backend/assets/templates/enquadramento-template.docx
+++ b/backend/assets/templates/enquadramento-template.docx
@@ -89,7 +89,7 @@
         <w:rPr>
           <w:b/>
         </w:rPr>
-        <w:t xml:space="preserve">{classificacao}</w:t>
+        <w:t xml:space="preserve">{classificacaoLabel}</w:t>
       </w:r>
     </w:p>
     <w:p>
@@ -139,31 +139,67 @@
     <w:p/>
     <w:p>
       <w:r>
-        <w:rPr>
-          <w:b/>
-          <w:sz w:val="28"/>
-        </w:rPr>
-        <w:t xml:space="preserve">3. O que a lei já exige de si hoje</w:t>
-      </w:r>
-    </w:p>
-    <w:p>
-      <w:r>
-        <w:t xml:space="preserve">Estas obrigações estão em vigor desde a publicação do Regulamento n.º 756/2026 (22 de junho de 2026). São de baixo esforço mas de alto risco se esquecidas — o incumprimento é já uma infração:</w:t>
-      </w:r>
-    </w:p>
-    <w:p>
-      <w:r>
-        <w:t xml:space="preserve">  • Registo na plataforma MyCiber (myciber.gov.pt) — Art. 35.º do DL 125/2025.</w:t>
-      </w:r>
-    </w:p>
-    <w:p>
-      <w:r>
-        <w:t xml:space="preserve">  • Designação de responsável de cibersegurança — Art. 31.º do DL 125/2025.</w:t>
-      </w:r>
-    </w:p>
-    <w:p>
-      <w:r>
-        <w:t xml:space="preserve">  • Designação de ponto de contacto permanente com a CNCS — Art. 32.º do DL 125/2025.</w:t>
+        <w:t>{#isFora}</w:t>
+      </w:r>
+    </w:p>
+    <w:p>
+      <w:r>
+        <w:t xml:space="preserve">As secções seguintes descrevem as obrigações aplicáveis às entidades abrangidas pelo Regime Jurídico da Cibersegurança. De acordo com este enquadramento preliminar, a sua organização não é abrangida, pelo que estas obrigações não lhe são exigíveis. São apresentadas a título informativo, para o caso de a situação da organização se alterar ou de se verificarem os critérios qualitativos do artigo 3.º, n.º 2, do RJC.</w:t>
+      </w:r>
+    </w:p>
+    <w:p>
+      <w:r>
+        <w:t>{/isFora}</w:t>
+      </w:r>
+    </w:p>
+    <w:p>
+      <w:r>
+        <w:t>{#isAConfirmar}</w:t>
+      </w:r>
+    </w:p>
+    <w:p>
+      <w:r>
+        <w:t xml:space="preserve">As secções seguintes descrevem as obrigações aplicáveis às entidades abrangidas pelo Regime Jurídico da Cibersegurança. De acordo com este enquadramento preliminar, o enquadramento da sua organização não está determinado, pelo que estas obrigações só lhe serão exigíveis caso se confirme que está abrangida. São apresentadas a título informativo, para o caso de a situação da organização se alterar ou de se verificarem os critérios qualitativos do artigo 3.º, n.º 2, do RJC.</w:t>
+      </w:r>
+    </w:p>
+    <w:p>
+      <w:r>
+        <w:t>{/isAConfirmar}</w:t>
+      </w:r>
+    </w:p>
+    <w:p/>
+    <w:p>
+      <w:r>
+        <w:rPr>
+          <w:b/>
+          <w:sz w:val="28"/>
+        </w:rPr>
+        <w:t xml:space="preserve">{sec3Title}</w:t>
+      </w:r>
+    </w:p>
+    <w:p>
+      <w:r>
+        <w:t xml:space="preserve">Estas obrigações estão em vigor desde a entrada em vigor do Regime Jurídico da Cibersegurança, em 3 de abril de 2026 (artigo 11.º do Decreto-Lei n.º 125/2025). O Regulamento n.º 756/2026, em vigor desde 23 de junho de 2026, não as criou: operacionalizou-as, definindo o funcionamento da plataforma eletrónica MyCiber e os procedimentos de autoidentificação, qualificação, comunicação e notificação.</w:t>
+      </w:r>
+    </w:p>
+    <w:p>
+      <w:r>
+        <w:t xml:space="preserve">  • Registo e autoidentificação na plataforma MyCiber (myciber.gov.pt) — artigo 35.º do DL 125/2025. Prazo: 60 dias úteis a contar da disponibilização da plataforma, ocorrida a 23 de junho de 2026, para as entidades que já se encontravam em atividade; 30 dias úteis para as que iniciem atividade após a entrada em vigor do RJC. O prazo termina por volta de 15 de setembro de 2026. Confirme a data exata junto do CNCS.</w:t>
+      </w:r>
+    </w:p>
+    <w:p>
+      <w:r>
+        <w:t xml:space="preserve">  • Designação de responsável de cibersegurança — artigo 31.º do DL 125/2025.</w:t>
+      </w:r>
+    </w:p>
+    <w:p>
+      <w:r>
+        <w:t xml:space="preserve">  • Designação de ponto de contacto permanente — artigo 32.º do DL 125/2025.</w:t>
+      </w:r>
+    </w:p>
+    <w:p>
+      <w:r>
+        <w:t xml:space="preserve">A comunicação de ambos é feita na área reservada da plataforma, nos termos dos artigos 14.º e 15.º do Regulamento n.º 756/2026. Nos casos previstos no n.º 4 dos artigos 31.º e 32.º do RJC, o prazo conta-se a partir da notificação da qualificação da entidade (artigo 8.º, n.º 5, do RJC).</w:t>
       </w:r>
     </w:p>
     <w:p>
@@ -178,12 +214,12 @@
           <w:b/>
           <w:sz w:val="28"/>
         </w:rPr>
-        <w:t xml:space="preserve">4. O que terá de estar pronto até ~junho de 2028</w:t>
-      </w:r>
-    </w:p>
-    <w:p>
-      <w:r>
-        <w:t xml:space="preserve">As medidas de gestão de risco de cibersegurança (Art. 27.º a 30.º do DL 125/2025) têm um período de adaptação de 24 meses (Art. 10.º/2). O prazo previsto é até cerca de junho de 2028. Incluem, entre outras:</w:t>
+        <w:t xml:space="preserve">{sec4Title}</w:t>
+      </w:r>
+    </w:p>
+    <w:p>
+      <w:r>
+        <w:t xml:space="preserve">O disposto nos n.os 1 e 2 do artigo 27.º, nos artigos 28.º a 30.º e no artigo 33.º do RJC produz efeitos 24 meses após a publicação do Regulamento n.º 756/2026, ou seja, a partir de 22 de junho de 2028 (artigo 10.º, n.º 2, do Decreto-Lei n.º 125/2025).</w:t>
       </w:r>
     </w:p>
     <w:p>
@@ -232,7 +268,7 @@
           <w:b/>
           <w:sz w:val="28"/>
         </w:rPr>
-        <w:t xml:space="preserve">5. Exposição sancionatória</w:t>
+        <w:t xml:space="preserve">{sec5Title}</w:t>
       </w:r>
     </w:p>
     <w:p>
@@ -391,6 +427,14 @@
         </w:tc>
       </w:tr>
     </w:tbl>
+    <w:p>
+      <w:r>
+        <w:rPr>
+          <w:i/>
+        </w:rPr>
+        <w:t xml:space="preserve">Nota: as contraordenações muito graves previstas nas alíneas b), c) e f) do n.º 1 do artigo 61.º do RJC só produzem efeitos a partir de 22 de junho de 2028, nos termos do artigo 10.º, n.º 2, do Decreto-Lei n.º 125/2025.</w:t>
+      </w:r>
+    </w:p>
     <w:p/>
     <w:p>
       <w:r>
@@ -418,7 +462,7 @@
     </w:p>
     <w:p>
       <w:r>
-        <w:t xml:space="preserve">  • Lista de endereços IP e gamas de rede da organização — o CISPLAN já dispõe desta informação do scan.</w:t>
+        <w:t xml:space="preserve">  • Lista de ativos publicamente acessíveis — artigo 32.º do Regulamento n.º 756/2026. Abrange todos os ativos diretamente acessíveis pela Internet, com indicação do serviço suportado, nome do equipamento ou software, modelo e versão, sistema operativo, software do servidor aplicacional, endereço IP, FQDN, fabricante e dependências entre ativos. Constitui informação classificada de grau reservado e é atualizada anualmente. A versão inicial é comunicada até 31 de janeiro do ano seguinte ao da notificação de qualificação, ou no prazo de seis meses após essa notificação, consoante o que ocorrer primeiro. O scan externo do CISPLAN recolhe já a maior parte destes elementos.</w:t>
       </w:r>
     </w:p>
     <w:p>

--- a/backend/assets/templates/enquadramento-template.docx
+++ b/backend/assets/templates/enquadramento-template.docx
@@ -273,7 +273,7 @@
     </w:p>
     <w:p>
       <w:r>
-        <w:t xml:space="preserve">Escalões aplicáveis à sua categoria (Art. 61.º e 62.º do DL 125/2025). Os valores são tetos máximos; a coima concreta é fixada caso a caso pela CNCS. Há um caminho de conformidade e ainda há tempo.</w:t>
+        <w:t xml:space="preserve">{sec5Intro}</w:t>
       </w:r>
     </w:p>
     <w:tbl>
@@ -530,6 +530,11 @@
     <w:p/>
     <w:p>
       <w:r>
+        <w:t>{#isAbrangida}</w:t>
+      </w:r>
+    </w:p>
+    <w:p>
+      <w:r>
         <w:t xml:space="preserve">  1. Confirme este enquadramento com assessor jurídico ou com a CNCS, se tiver dúvidas.</w:t>
       </w:r>
     </w:p>
@@ -551,6 +556,71 @@
     <w:p>
       <w:r>
         <w:t xml:space="preserve">  5. Planeie a implementação das medidas de gestão de risco (Art. 27.º-30.º) dentro do prazo.</w:t>
+      </w:r>
+    </w:p>
+    <w:p>
+      <w:r>
+        <w:t>{/isAbrangida}</w:t>
+      </w:r>
+    </w:p>
+    <w:p>
+      <w:r>
+        <w:t>{#isFora}</w:t>
+      </w:r>
+    </w:p>
+    <w:p>
+      <w:r>
+        <w:t xml:space="preserve">  1. Confirme este enquadramento com assessor jurídico ou junto do CNCS. Este relatório é uma orientação preliminar e não substitui a qualificação oficial.</w:t>
+      </w:r>
+    </w:p>
+    <w:p>
+      <w:r>
+        <w:t xml:space="preserve">  2. Verifique se lhe são aplicáveis os critérios qualitativos do artigo 3.º, n.º 2, do RJC — nomeadamente ser o único prestador de um serviço essencial, ou a organização prestar serviços de comunicações eletrónicas, serviços de confiança ou serviços de DNS e registo de domínios, casos em que a dimensão é irrelevante.</w:t>
+      </w:r>
+    </w:p>
+    <w:p>
+      <w:r>
+        <w:t xml:space="preserve">  3. Reavalie o enquadramento se a dimensão da organização aumentar ou se a estrutura de grupo se alterar.</w:t>
+      </w:r>
+    </w:p>
+    <w:p>
+      <w:r>
+        <w:t xml:space="preserve">  4. Ainda que não abrangida, pode adotar voluntariamente o Quadro Nacional de Referência para a Cibersegurança. O CNCS pode recomendá-lo a entidades fora do âmbito de aplicação (artigo 24.º, n.º 2, e artigo 30.º, n.º 8, do Regulamento n.º 756/2026).</w:t>
+      </w:r>
+    </w:p>
+    <w:p>
+      <w:r>
+        <w:t>{/isFora}</w:t>
+      </w:r>
+    </w:p>
+    <w:p>
+      <w:r>
+        <w:t>{#isAConfirmar}</w:t>
+      </w:r>
+    </w:p>
+    <w:p>
+      <w:r>
+        <w:t xml:space="preserve">  1. Confirme este enquadramento com assessor jurídico ou junto do CNCS. Este relatório é uma orientação preliminar e não substitui a qualificação oficial.</w:t>
+      </w:r>
+    </w:p>
+    <w:p>
+      <w:r>
+        <w:t xml:space="preserve">  2. Reúna os dados em falta que determinam o enquadramento — nomeadamente o balanço total anual e a estrutura de grupo — e repita a avaliação. São esses dados que decidem se a organização está abrangida e em que categoria.</w:t>
+      </w:r>
+    </w:p>
+    <w:p>
+      <w:r>
+        <w:t xml:space="preserve">  3. Verifique se lhe são aplicáveis os critérios qualitativos do artigo 3.º, n.º 2, do RJC, que abrangem determinadas entidades independentemente da dimensão.</w:t>
+      </w:r>
+    </w:p>
+    <w:p>
+      <w:r>
+        <w:t xml:space="preserve">  4. Caso se confirme que está abrangida, os passos aplicáveis são os descritos nas secções 3 e 4 deste relatório.</w:t>
+      </w:r>
+    </w:p>
+    <w:p>
+      <w:r>
+        <w:t>{/isAConfirmar}</w:t>
       </w:r>
     </w:p>
     <w:p/>

--- a/backend/assets/templates/enquadramento-template.docx
+++ b/backend/assets/templates/enquadramento-template.docx
@@ -65,7 +65,7 @@
         <w:rPr>
           <w:i/>
         </w:rPr>
-        <w:t xml:space="preserve">AVISO: Este documento é uma orientação preliminar, não um veredicto jurídico nem uma qualificação oficial. A qualificação formal cabe ao CNCS (Art. 8.º do DL 125/2025). A emissão deste relatório não substitui o registo na plataforma MyCiber nem o aconselhamento jurídico.</w:t>
+        <w:t xml:space="preserve">AVISO: Este documento é uma orientação preliminar, não um veredicto jurídico nem uma qualificação oficial. A qualificação formal cabe ao CNCS (artigo 8.º do RJC). A emissão deste relatório não substitui o registo na plataforma MyCiber nem o aconselhamento jurídico.</w:t>
       </w:r>
     </w:p>
     <w:p/>
@@ -184,27 +184,17 @@
     </w:p>
     <w:p>
       <w:r>
-        <w:t xml:space="preserve">  • Registo e autoidentificação na plataforma MyCiber (myciber.gov.pt) — artigo 35.º do DL 125/2025. Prazo: 60 dias úteis a contar da disponibilização da plataforma, ocorrida a 23 de junho de 2026, para as entidades que já se encontravam em atividade; 30 dias úteis para as que iniciem atividade após a entrada em vigor do RJC. O prazo termina por volta de 15 de setembro de 2026. Confirme a data exata junto do CNCS.</w:t>
-      </w:r>
-    </w:p>
-    <w:p>
-      <w:r>
-        <w:t xml:space="preserve">  • Designação de responsável de cibersegurança — artigo 31.º do DL 125/2025.</w:t>
-      </w:r>
-    </w:p>
-    <w:p>
-      <w:r>
-        <w:t xml:space="preserve">  • Designação de ponto de contacto permanente — artigo 32.º do DL 125/2025.</w:t>
-      </w:r>
-    </w:p>
-    <w:p>
-      <w:r>
-        <w:t xml:space="preserve">A comunicação de ambos é feita na área reservada da plataforma, nos termos dos artigos 14.º e 15.º do Regulamento n.º 756/2026. Nos casos previstos no n.º 4 dos artigos 31.º e 32.º do RJC, o prazo conta-se a partir da notificação da qualificação da entidade (artigo 8.º, n.º 5, do RJC).</w:t>
-      </w:r>
-    </w:p>
-    <w:p>
-      <w:r>
-        <w:t xml:space="preserve">  • Ativação do canal de notificação de incidentes significativos — Art. 40.º do DL 125/2025.</w:t>
+        <w:t xml:space="preserve">  • Autoidentificação (artigo 8.º, n.º 1, do RJC): 60 dias após a disponibilização da plataforma eletrónica, para entidades já em atividade à data de entrada em vigor do RJC; 30 dias após o início de atividade, para as restantes. O CNCS refere na sua página estes prazos em dias úteis e a lei não fixa a data de disponibilização da plataforma — confirme o prazo aplicável junto do CNCS.</w:t>
+      </w:r>
+    </w:p>
+    <w:p>
+      <w:r>
+        <w:t xml:space="preserve">  • Designação obrigatória de responsável de cibersegurança (artigo 31.º) e de ponto de contacto permanente (artigo 32.º). A comunicação faz-se no prazo de 20 dias úteis a contar do início de funções. Para as entidades que já exerciam atividade à data de entrada em vigor do RJC, os artigos 14.º, n.º 2, e 15.º, n.º 2, do Regulamento n.º 756/2026 determinam que o prazo se conta a partir da notificação da qualificação da entidade (artigo 8.º, n.º 5, do RJC).</w:t>
+      </w:r>
+    </w:p>
+    <w:p>
+      <w:r>
+        <w:t xml:space="preserve">  • Ativação do canal de notificação de incidentes significativos — artigo 40.º do RJC.</w:t>
       </w:r>
     </w:p>
     <w:p/>
@@ -258,7 +248,7 @@
         <w:rPr>
           <w:i/>
         </w:rPr>
-        <w:t xml:space="preserve">Nota: até cerca de abril de 2027 é possível pedir dispensa de coimas por ainda não estar adaptado (Art. 65.º do DL 125/2025). Não confunda dispensa de coimas com dispensa de cumprimento — as obrigações existem desde já.</w:t>
+        <w:t xml:space="preserve">Dispensa de coimas (artigo 65.º do RJC): até 3 de abril de 2027 — 12 meses a contar da entrada em vigor do RJC — as entidades podem solicitar à autoridade competente, mediante pedido devidamente fundamentado, a dispensa da aplicação das coimas previstas no n.º 2 do artigo 61.º e no n.º 2 do artigo 62.º, com fundamento na inexistência de um procedimento interno de adaptação ao novo regime. A dispensa não é automática, depende de decisão da autoridade, e não abrange as contraordenações leves nem as sanções acessórias.</w:t>
       </w:r>
     </w:p>
     <w:p/>
@@ -379,7 +369,7 @@
           </w:tcPr>
           <w:p>
             <w:r>
-              <w:t xml:space="preserve">Art. 61.º/2 DL 125/2025</w:t>
+              <w:t xml:space="preserve">Art. 61.º/2 do RJC</w:t>
             </w:r>
           </w:p>
         </w:tc>
@@ -421,7 +411,7 @@
           </w:tcPr>
           <w:p>
             <w:r>
-              <w:t xml:space="preserve">Art. 62.º/2 DL 125/2025</w:t>
+              <w:t xml:space="preserve">Art. 62.º/2 do RJC</w:t>
             </w:r>
           </w:p>
         </w:tc>
@@ -435,6 +425,50 @@
         <w:t xml:space="preserve">Nota: as contraordenações muito graves previstas nas alíneas b), c) e f) do n.º 1 do artigo 61.º do RJC só produzem efeitos a partir de 22 de junho de 2028, nos termos do artigo 10.º, n.º 2, do Decreto-Lei n.º 125/2025.</w:t>
       </w:r>
     </w:p>
+    <w:p>
+      <w:r>
+        <w:t>{#isAbrangida}</w:t>
+      </w:r>
+    </w:p>
+    <w:p>
+      <w:r>
+        <w:rPr>
+          <w:i/>
+        </w:rPr>
+        <w:t xml:space="preserve">O incumprimento dos deveres de designação do responsável de cibersegurança (artigo 31.º) e de ponto de contacto permanente (artigo 32.º) constitui contraordenação muito grave, nos termos das alíneas d) e e) do n.º 1 do artigo 61.º do RJC. Estas alíneas não constam do diferimento previsto no artigo 10.º, n.º 2, do Decreto-Lei n.º 125/2025.</w:t>
+      </w:r>
+    </w:p>
+    <w:p>
+      <w:r>
+        <w:t>{/isAbrangida}</w:t>
+      </w:r>
+    </w:p>
+    <w:p>
+      <w:r>
+        <w:t>{#isAConfirmar}</w:t>
+      </w:r>
+    </w:p>
+    <w:p>
+      <w:r>
+        <w:rPr>
+          <w:i/>
+        </w:rPr>
+        <w:t xml:space="preserve">O incumprimento dos deveres de designação do responsável de cibersegurança (artigo 31.º) e de ponto de contacto permanente (artigo 32.º) constitui contraordenação muito grave, nos termos das alíneas d) e e) do n.º 1 do artigo 61.º do RJC. Estas alíneas não constam do diferimento previsto no artigo 10.º, n.º 2, do Decreto-Lei n.º 125/2025.</w:t>
+      </w:r>
+    </w:p>
+    <w:p>
+      <w:r>
+        <w:t>{/isAConfirmar}</w:t>
+      </w:r>
+    </w:p>
+    <w:p>
+      <w:r>
+        <w:rPr>
+          <w:i/>
+        </w:rPr>
+        <w:t xml:space="preserve">Salvo em caso de dolo, a instauração de processo de contraordenação depende de prévia advertência da autoridade competente para cumprimento da obrigação omitida em prazo razoável (artigo 66.º, n.º 5, do RJC).</w:t>
+      </w:r>
+    </w:p>
     <w:p/>
     <w:p>
       <w:r>
@@ -494,7 +528,7 @@
         <w:rPr>
           <w:i/>
         </w:rPr>
-        <w:t xml:space="preserve">O nível de conformidade exato (básico, substancial ou elevado) é atribuído pelo CNCS com base no setor e na dimensão da entidade (Art. 26.º/5 do DL 125/2025; Anexo II do Regulamento n.º 756/2026). Este relatório não estima o nível — fazê-lo aqui seria prematuro e potencialmente contestável.</w:t>
+        <w:t xml:space="preserve">O nível de conformidade exato (básico, substancial ou elevado) é atribuído pelo CNCS com base no setor e na dimensão da entidade (artigo 26.º, n.º 5, do RJC; Anexo II do Regulamento n.º 756/2026). Este relatório não estima o nível — fazê-lo aqui seria prematuro e potencialmente contestável.</w:t>
       </w:r>
     </w:p>
     <w:p/>

--- a/backend/assets/templates/enquadramento-template.docx
+++ b/backend/assets/templates/enquadramento-template.docx
@@ -248,7 +248,7 @@
         <w:rPr>
           <w:i/>
         </w:rPr>
-        <w:t xml:space="preserve">Dispensa de coimas (artigo 65.º do RJC): até 3 de abril de 2027 — 12 meses a contar da entrada em vigor do RJC — as entidades podem solicitar à autoridade competente, mediante pedido devidamente fundamentado, a dispensa da aplicação das coimas previstas no n.º 2 do artigo 61.º e no n.º 2 do artigo 62.º, com fundamento na inexistência de um procedimento interno de adaptação ao novo regime. A dispensa não é automática, depende de decisão da autoridade, e não abrange as contraordenações leves nem as sanções acessórias.</w:t>
+        <w:t xml:space="preserve">Dispensa de coimas (artigo 65.º do RJC): até 3 de abril de 2027 — 12 meses a contar da entrada em vigor do RJC — as entidades podem solicitar à autoridade competente, mediante pedido devidamente fundamentado, a dispensa da aplicação das coimas previstas no n.º 2 do artigo 61.º e no n.º 2 do artigo 62.º, com fundamento na inexistência de um procedimento interno de adaptação ao novo regime. A dispensa não é automática, depende de decisão da autoridade, e não abrange as contraordenações leves nem as sanções acessórias. A dispensa respeita apenas à aplicação de coimas e não dispensa o cumprimento das obrigações, que se mantêm exigíveis.</w:t>
       </w:r>
     </w:p>
     <w:p/>

--- a/backend/assets/templates/enquadramento-template.docx
+++ b/backend/assets/templates/enquadramento-template.docx
@@ -154,7 +154,7 @@
     </w:p>
     <w:p>
       <w:r>
-        <w:t>{#isAConfirmar}</w:t>
+        <w:t>{#isCondicional}</w:t>
       </w:r>
     </w:p>
     <w:p>
@@ -164,7 +164,7 @@
     </w:p>
     <w:p>
       <w:r>
-        <w:t>{/isAConfirmar}</w:t>
+        <w:t>{/isCondicional}</w:t>
       </w:r>
     </w:p>
     <w:p/>
@@ -179,7 +179,7 @@
     </w:p>
     <w:p>
       <w:r>
-        <w:t xml:space="preserve">Estas obrigações estão em vigor desde a entrada em vigor do Regime Jurídico da Cibersegurança, em 3 de abril de 2026 (artigo 11.º do Decreto-Lei n.º 125/2025). O Regulamento n.º 756/2026, em vigor desde 23 de junho de 2026, não as criou: operacionalizou-as, definindo o funcionamento da plataforma eletrónica MyCiber e os procedimentos de autoidentificação, qualificação, comunicação e notificação.</w:t>
+        <w:t xml:space="preserve">{emVigorTexto}</w:t>
       </w:r>
     </w:p>
     <w:p>

--- a/backend/assets/templates/enquadramento-template.docx
+++ b/backend/assets/templates/enquadramento-template.docx
@@ -445,7 +445,7 @@
     </w:p>
     <w:p>
       <w:r>
-        <w:t>{#isAConfirmar}</w:t>
+        <w:t>{#isCondicional}</w:t>
       </w:r>
     </w:p>
     <w:p>
@@ -458,7 +458,7 @@
     </w:p>
     <w:p>
       <w:r>
-        <w:t>{/isAConfirmar}</w:t>
+        <w:t>{/isCondicional}</w:t>
       </w:r>
     </w:p>
     <w:p>
@@ -629,7 +629,7 @@
     </w:p>
     <w:p>
       <w:r>
-        <w:t>{#isAConfirmar}</w:t>
+        <w:t>{#isCondicional}</w:t>
       </w:r>
     </w:p>
     <w:p>
@@ -654,7 +654,7 @@
     </w:p>
     <w:p>
       <w:r>
-        <w:t>{/isAConfirmar}</w:t>
+        <w:t>{/isCondicional}</w:t>
       </w:r>
     </w:p>
     <w:p/>

--- a/backend/assets/templates/enquadramento-template.docx
+++ b/backend/assets/templates/enquadramento-template.docx
@@ -278,6 +278,12 @@
           <w:insideV w:val="single" w:sz="4" w:space="0" w:color="000000"/>
         </w:tblBorders>
       </w:tblPr>
+      <w:tblGrid>
+        <w:gridCol w:w="1600"/>
+        <w:gridCol w:w="2900"/>
+        <w:gridCol w:w="2900"/>
+        <w:gridCol w:w="1600"/>
+      </w:tblGrid>
       <w:tr>
         <w:tc>
           <w:tcPr>
